--- a/klagomål/Vitstensberget V FSC-klagomål.docx
+++ b/klagomål/Vitstensberget V FSC-klagomål.docx
@@ -1,6 +1,6 @@
 
 <file path=word/document.xml><?xml version="1.0" encoding="utf-8"?>
-<w:document xmlns:wpc="http://schemas.microsoft.com/office/word/2010/wordprocessingCanvas" xmlns:cx="http://schemas.microsoft.com/office/drawing/2014/chartex" xmlns:cx1="http://schemas.microsoft.com/office/drawing/2015/9/8/chartex" xmlns:cx2="http://schemas.microsoft.com/office/drawing/2015/10/21/chartex" xmlns:cx3="http://schemas.microsoft.com/office/drawing/2016/5/9/chartex" xmlns:cx4="http://schemas.microsoft.com/office/drawing/2016/5/10/chartex" xmlns:cx5="http://schemas.microsoft.com/office/drawing/2016/5/11/chartex" xmlns:cx6="http://schemas.microsoft.com/office/drawing/2016/5/12/chartex" xmlns:cx7="http://schemas.microsoft.com/office/drawing/2016/5/13/chartex" xmlns:cx8="http://schemas.microsoft.com/office/drawing/2016/5/14/chartex" xmlns:mc="http://schemas.openxmlformats.org/markup-compatibility/2006" xmlns:aink="http://schemas.microsoft.com/office/drawing/2016/ink" xmlns:am3d="http://schemas.microsoft.com/office/drawing/2017/model3d" xmlns:o="urn:schemas-microsoft-com:office:office" xmlns:oel="http://schemas.microsoft.com/office/2019/extlst" xmlns:r="http://schemas.openxmlformats.org/officeDocument/2006/relationships" xmlns:m="http://schemas.openxmlformats.org/officeDocument/2006/math" xmlns:v="urn:schemas-microsoft-com:vml" xmlns:wp14="http://schemas.microsoft.com/office/word/2010/wordprocessingDrawing" xmlns:wp="http://schemas.openxmlformats.org/drawingml/2006/wordprocessingDrawing" xmlns:w10="urn:schemas-microsoft-com:office:word" xmlns:w="http://schemas.openxmlformats.org/wordprocessingml/2006/main" xmlns:w14="http://schemas.microsoft.com/office/word/2010/wordml" xmlns:w15="http://schemas.microsoft.com/office/word/2012/wordml" xmlns:w16cex="http://schemas.microsoft.com/office/word/2018/wordml/cex" xmlns:w16cid="http://schemas.microsoft.com/office/word/2016/wordml/cid" xmlns:w16="http://schemas.microsoft.com/office/word/2018/wordml" xmlns:w16sdtdh="http://schemas.microsoft.com/office/word/2020/wordml/sdtdatahash" xmlns:w16se="http://schemas.microsoft.com/office/word/2015/wordml/symex" xmlns:wpg="http://schemas.microsoft.com/office/word/2010/wordprocessingGroup" xmlns:wpi="http://schemas.microsoft.com/office/word/2010/wordprocessingInk" xmlns:wne="http://schemas.microsoft.com/office/word/2006/wordml" xmlns:wps="http://schemas.microsoft.com/office/word/2010/wordprocessingShape" mc:Ignorable="w14 w15 w16se w16cid w16 w16cex w16sdtdh wp14">
+<w:document xmlns:wpc="http://schemas.microsoft.com/office/word/2010/wordprocessingCanvas" xmlns:cx="http://schemas.microsoft.com/office/drawing/2014/chartex" xmlns:cx1="http://schemas.microsoft.com/office/drawing/2015/9/8/chartex" xmlns:cx2="http://schemas.microsoft.com/office/drawing/2015/10/21/chartex" xmlns:cx3="http://schemas.microsoft.com/office/drawing/2016/5/9/chartex" xmlns:cx4="http://schemas.microsoft.com/office/drawing/2016/5/10/chartex" xmlns:cx5="http://schemas.microsoft.com/office/drawing/2016/5/11/chartex" xmlns:cx6="http://schemas.microsoft.com/office/drawing/2016/5/12/chartex" xmlns:cx7="http://schemas.microsoft.com/office/drawing/2016/5/13/chartex" xmlns:cx8="http://schemas.microsoft.com/office/drawing/2016/5/14/chartex" xmlns:mc="http://schemas.openxmlformats.org/markup-compatibility/2006" xmlns:aink="http://schemas.microsoft.com/office/drawing/2016/ink" xmlns:am3d="http://schemas.microsoft.com/office/drawing/2017/model3d" xmlns:o="urn:schemas-microsoft-com:office:office" xmlns:oel="http://schemas.microsoft.com/office/2019/extlst" xmlns:r="http://schemas.openxmlformats.org/officeDocument/2006/relationships" xmlns:m="http://schemas.openxmlformats.org/officeDocument/2006/math" xmlns:v="urn:schemas-microsoft-com:vml" xmlns:wp14="http://schemas.microsoft.com/office/word/2010/wordprocessingDrawing" xmlns:wp="http://schemas.openxmlformats.org/drawingml/2006/wordprocessingDrawing" xmlns:w10="urn:schemas-microsoft-com:office:word" xmlns:w="http://schemas.openxmlformats.org/wordprocessingml/2006/main" xmlns:w14="http://schemas.microsoft.com/office/word/2010/wordml" xmlns:w15="http://schemas.microsoft.com/office/word/2012/wordml" xmlns:w16cex="http://schemas.microsoft.com/office/word/2018/wordml/cex" xmlns:w16cid="http://schemas.microsoft.com/office/word/2016/wordml/cid" xmlns:w16="http://schemas.microsoft.com/office/word/2018/wordml" xmlns:w16du="http://schemas.microsoft.com/office/word/2023/wordml/word16du" xmlns:w16sdtdh="http://schemas.microsoft.com/office/word/2020/wordml/sdtdatahash" xmlns:w16sdtfl="http://schemas.microsoft.com/office/word/2024/wordml/sdtformatlock" xmlns:w16se="http://schemas.microsoft.com/office/word/2015/wordml/symex" xmlns:wpg="http://schemas.microsoft.com/office/word/2010/wordprocessingGroup" xmlns:wpi="http://schemas.microsoft.com/office/word/2010/wordprocessingInk" xmlns:wne="http://schemas.microsoft.com/office/word/2006/wordml" xmlns:wps="http://schemas.microsoft.com/office/word/2010/wordprocessingShape" mc:Ignorable="w14 w15 w16se w16cid w16 w16cex w16sdtdh w16sdtfl w16du wp14">
   <w:body>
     <w:p>
       <w:r>
@@ -112,7 +112,7 @@
         <w:pStyle w:val="ListBullet"/>
       </w:pPr>
       <w:r>
-        <w:t>Om ett ombud (tex Norra skog eller Mellanskog) avverkningsanmäler en skog med naturvärden motsvarande nyckelbiotops kvalité men markägaren inte är FSC certifierad, bör du skicka in ett FSC kontrollerat virke klagomål. Då ska klagomålet skickas till ombudsföretaget.</w:t>
+        <w:t>Om ett ombud (tex Norra skog eller Mellanskog) avverkningsanmäler en skog med naturvärden motsvarande nyckelbiotops kvalitet men markägaren inte är FSC certifierad, bör du skicka in ett FSC kontrollerat virke klagomål. Då ska klagomålet skickas till ombudsföretaget.</w:t>
       </w:r>
     </w:p>
     <w:p>
@@ -168,35 +168,7 @@
     </w:p>
     <w:p>
       <w:r>
-        <w:t>Detta dokument behandlar höga naturvärden i avverkningsanmälan Vitstensberget V i Bjurholms kommun. Denna avverkningsanmälan inkom 2025-08-02 och omfattar 112,2 ha.</w:t>
-      </w:r>
-    </w:p>
-    <w:p>
-      <w:r>
-        <w:t>Nedan presenteras fynd av naturvårdsarter som gjorts i det avverkningsanmälda området, samt relevanta utdrag ur standarderna för FSC, Chain of Custody, Controlled Wood och PEFC.</w:t>
-      </w:r>
-    </w:p>
-    <w:p>
-      <w:r>
-        <w:t>Vi förväntar oss att ni återkommer med ett skriftligt svar på vårt klagomål och även beskriver vilka korrigerande åtgärder ni satt in för att rätta till identifierade brister i er efterlevnad av den svenska FSC standarden.</w:t>
-      </w:r>
-    </w:p>
-    <w:p>
-      <w:pPr>
-        <w:pStyle w:val="Heading1"/>
-      </w:pPr>
-      <w:r>
-        <w:t>Naturvårdsarter</w:t>
-      </w:r>
-    </w:p>
-    <w:p>
-      <w:r>
-        <w:t>I avverkningsanmälan har följande 2 naturvårdsarter hittats: dvärgbägarlav (NT) och violettgrå tagellav (NT). Av dessa är 2 rödlistade. För rödlistade arter har rödlistekategorin angivits inom parentes.</w:t>
-      </w:r>
-    </w:p>
-    <w:p>
-      <w:r>
-        <w:t>De påträffade naturvårdsarterna är ett tydligt kvitto på att detta rör sig om en skog med höga naturvärden. I Figur 1 visas en karta över det avverkningsanmälda området, där samtliga fyndplatser för naturvårdsarter som finns registrerade på Artportalen har markerats.</w:t>
+        <w:t>Detta klagomål behandlar höga naturvärden i avverkningsanmälan Vitstensberget V i Bjurholms kommun som inkom 2026-07-12 och omfattar 112,2 ha.</w:t>
       </w:r>
     </w:p>
     <w:p>
@@ -206,7 +178,7 @@
       <w:r>
         <w:drawing>
           <wp:inline xmlns:a="http://schemas.openxmlformats.org/drawingml/2006/main" xmlns:pic="http://schemas.openxmlformats.org/drawingml/2006/picture">
-            <wp:extent cx="5486400" cy="4159632"/>
+            <wp:extent cx="5486400" cy="5350654"/>
             <wp:docPr id="1" name="Picture 1"/>
             <wp:cNvGraphicFramePr>
               <a:graphicFrameLocks noChangeAspect="1"/>
@@ -227,7 +199,7 @@
                   <pic:spPr>
                     <a:xfrm>
                       <a:off x="0" y="0"/>
-                      <a:ext cx="5486400" cy="4159632"/>
+                      <a:ext cx="5486400" cy="5350654"/>
                     </a:xfrm>
                     <a:prstGeom prst="rect"/>
                   </pic:spPr>
@@ -241,9 +213,38 @@
     <w:p>
       <w:pPr>
         <w:pStyle w:val="Caption"/>
+        <w:spacing w:after="240"/>
       </w:pPr>
       <w:r>
-        <w:t>Figur 1. Fyndplatser för naturvårdsarter i det avverkningsanmälda området (röd linje). Markörer utan svart kant är placerade på fyndplatsen. Markörer med svart kant är placerade vid sidan av fyndplatsen och har ett svart streck som visar fyndplatsens exakta position. Kartans mittpunktskoordinat är N 7098028, E 697284 i SWEREF 99 TM.</w:t>
+        <w:t>Figur 1. Fyndplatser för naturvårdsarter i avverkningsanmälan. Markörer utan svart kant är placerade på fyndplatsen. Markörer med svart kant är placerade vid sidan av fyndplatsen har ett svart streck som visar fyndplatsens exakta position. Kartans mittpunktskoordinat är N 7098028, E 697284 i SWEREF 99 TM.</w:t>
+      </w:r>
+    </w:p>
+    <w:p>
+      <w:r>
+        <w:t>I avverkningsanmälan finns fynd av 2 naturvårdsarter, varav 2 är rödlistade och 2 är typiska (T): dvärgbägarlav (NT, T) och violettgrå tagellav (NT, T). Se Figur 1.</w:t>
+      </w:r>
+    </w:p>
+    <w:p>
+      <w:r>
+        <w:t>Nedan presenteras relevanta utdrag ur standarderna för FSC, Chain of Custody, Controlled Wood och PEFC.</w:t>
+      </w:r>
+    </w:p>
+    <w:p>
+      <w:r>
+        <w:t>Vi förväntar oss att ni återkommer med ett skriftligt svar på vårt klagomål och även beskriver vilka korrigerande åtgärder ni satt in för att rätta till identifierade brister i er efterlevnad av den svenska FSC standarden.</w:t>
+      </w:r>
+    </w:p>
+    <w:p>
+      <w:pPr>
+        <w:pStyle w:val="Heading1"/>
+      </w:pPr>
+      <w:r>
+        <w:t>Naturvårdsarter och fridlysta arter</w:t>
+      </w:r>
+    </w:p>
+    <w:p>
+      <w:r>
+        <w:t>Nedan följer beskrivningar av de naturvårdsarter och fridlysta arter som har sina livsmiljöer och växtplatser i den avverkningsanmälda skogen. De påträffade naturvårdsarterna är ett tydligt kvitto på att det rör sig om en skog med höga naturvärden.</w:t>
       </w:r>
     </w:p>
     <w:p>
@@ -254,7 +255,16 @@
         <w:t>Dvärgbägarlav (NT)</w:t>
       </w:r>
       <w:r>
-        <w:t xml:space="preserve"> förekommer över hela Sverige på gammal hård ved, huvudsakligen på tall men i södra Sverige även på ek. Veden utgörs framförallt av grova stubbar, lågor och grenar. Substratet har blivit sällsyntare och nybildning av substrat sker bara i begränsad omfattning. Arten hotas av att grova lågor blir allt sällsyntare i dagens kulturskogar samt att nybildningen av lämpliga substrat går mycket långsamt. En riklig tillgång på gamla tall- eller eklågor måste säkerställas på artens lokaler (SLU Artdatabanken, 2024; Nitare &amp; Skogsstyrelsen, 2019).</w:t>
+        <w:t xml:space="preserve"> förekommer över hela Sverige på gammal hård ved, huvudsakligen på tall men i södra Sverige även på ek. Veden utgörs framförallt av grova stubbar, lågor och grenar. Substratet har blivit sällsyntare och nybildning av substrat sker bara i begränsad omfattning. Arten hotas av att grova lågor blir allt sällsyntare i dagens kulturskogar samt att nybildningen av lämpliga substrat går mycket långsamt. En riklig tillgång på gamla tall- eller eklågor måste säkerställas på artens lokaler. Dvärgbägarlav är typisk art för </w:t>
+      </w:r>
+      <w:r>
+        <w:rPr>
+          <w:i/>
+        </w:rPr>
+        <w:t>9010 Taiga</w:t>
+      </w:r>
+      <w:r>
+        <w:t xml:space="preserve"> (SLU Artdatabanken, 2024; Nitare &amp; Skogsstyrelsen, 2019).</w:t>
       </w:r>
     </w:p>
     <w:p>
@@ -265,7 +275,16 @@
         <w:t>Violettgrå tagellav (NT)</w:t>
       </w:r>
       <w:r>
-        <w:t xml:space="preserve"> växer nästan uteslutande i gamla olikåldriga barrnaturskogar med lång skoglig kontinuitet och är en utmärkt signal på skog med höga naturvärden. Slutavverkning av tidigare aldrig slutavverkad skog (kontinuitetsskog) är det största hotet. Biotopen nyskapas i begränsad omfattning och barrskog äldre än 160 år, där den violettgrå tagellaven huvudsakligen påträffas har minskat med 50% de senaste 50 åren. Lågproduktiv skogsmark där laven förekommer bör undantas från skogsbruk och rika förekomster i äldre granskog bör skyddas. Arten är känslig för uttorkning och det är väsentligt att tillräckligt stora bestånd avsätts (SLU Artdatabanken, 2024; Nitare &amp; Skogsstyrelsen, 2019).</w:t>
+        <w:t xml:space="preserve"> växer nästan uteslutande i gamla olikåldriga barrnaturskogar med lång skoglig kontinuitet och är en utmärkt signal på skog med höga naturvärden. Slutavverkning av tidigare aldrig slutavverkad skog (kontinuitetsskog) är det största hotet. Biotopen nyskapas i begränsad omfattning och barrskog äldre än 160 år, där den violettgrå tagellaven huvudsakligen påträffas har minskat med 50% de senaste 50 åren. Lågproduktiv skogsmark där laven förekommer bör undantas från skogsbruk och rika förekomster i äldre granskog bör skyddas. Arten är känslig för uttorkning och det är väsentligt att tillräckligt stora bestånd avsätts. Violettgrå tagellav är typisk art för </w:t>
+      </w:r>
+      <w:r>
+        <w:rPr>
+          <w:i/>
+        </w:rPr>
+        <w:t>9010 Taiga</w:t>
+      </w:r>
+      <w:r>
+        <w:t xml:space="preserve"> (SLU Artdatabanken, 2024; Nitare &amp; Skogsstyrelsen, 2019).</w:t>
       </w:r>
     </w:p>
     <w:p>
@@ -563,7 +582,7 @@
 </file>
 
 <file path=word/endnotes.xml><?xml version="1.0" encoding="utf-8"?>
-<w:endnotes xmlns:wpc="http://schemas.microsoft.com/office/word/2010/wordprocessingCanvas" xmlns:cx="http://schemas.microsoft.com/office/drawing/2014/chartex" xmlns:cx1="http://schemas.microsoft.com/office/drawing/2015/9/8/chartex" xmlns:cx2="http://schemas.microsoft.com/office/drawing/2015/10/21/chartex" xmlns:cx3="http://schemas.microsoft.com/office/drawing/2016/5/9/chartex" xmlns:cx4="http://schemas.microsoft.com/office/drawing/2016/5/10/chartex" xmlns:cx5="http://schemas.microsoft.com/office/drawing/2016/5/11/chartex" xmlns:cx6="http://schemas.microsoft.com/office/drawing/2016/5/12/chartex" xmlns:cx7="http://schemas.microsoft.com/office/drawing/2016/5/13/chartex" xmlns:cx8="http://schemas.microsoft.com/office/drawing/2016/5/14/chartex" xmlns:mc="http://schemas.openxmlformats.org/markup-compatibility/2006" xmlns:aink="http://schemas.microsoft.com/office/drawing/2016/ink" xmlns:am3d="http://schemas.microsoft.com/office/drawing/2017/model3d" xmlns:o="urn:schemas-microsoft-com:office:office" xmlns:oel="http://schemas.microsoft.com/office/2019/extlst" xmlns:r="http://schemas.openxmlformats.org/officeDocument/2006/relationships" xmlns:m="http://schemas.openxmlformats.org/officeDocument/2006/math" xmlns:v="urn:schemas-microsoft-com:vml" xmlns:wp14="http://schemas.microsoft.com/office/word/2010/wordprocessingDrawing" xmlns:wp="http://schemas.openxmlformats.org/drawingml/2006/wordprocessingDrawing" xmlns:w10="urn:schemas-microsoft-com:office:word" xmlns:w="http://schemas.openxmlformats.org/wordprocessingml/2006/main" xmlns:w14="http://schemas.microsoft.com/office/word/2010/wordml" xmlns:w15="http://schemas.microsoft.com/office/word/2012/wordml" xmlns:w16cex="http://schemas.microsoft.com/office/word/2018/wordml/cex" xmlns:w16cid="http://schemas.microsoft.com/office/word/2016/wordml/cid" xmlns:w16="http://schemas.microsoft.com/office/word/2018/wordml" xmlns:w16sdtdh="http://schemas.microsoft.com/office/word/2020/wordml/sdtdatahash" xmlns:w16se="http://schemas.microsoft.com/office/word/2015/wordml/symex" xmlns:wpg="http://schemas.microsoft.com/office/word/2010/wordprocessingGroup" xmlns:wpi="http://schemas.microsoft.com/office/word/2010/wordprocessingInk" xmlns:wne="http://schemas.microsoft.com/office/word/2006/wordml" xmlns:wps="http://schemas.microsoft.com/office/word/2010/wordprocessingShape" mc:Ignorable="w14 w15 w16se w16cid w16 w16cex w16sdtdh wp14">
+<w:endnotes xmlns:wpc="http://schemas.microsoft.com/office/word/2010/wordprocessingCanvas" xmlns:cx="http://schemas.microsoft.com/office/drawing/2014/chartex" xmlns:cx1="http://schemas.microsoft.com/office/drawing/2015/9/8/chartex" xmlns:cx2="http://schemas.microsoft.com/office/drawing/2015/10/21/chartex" xmlns:cx3="http://schemas.microsoft.com/office/drawing/2016/5/9/chartex" xmlns:cx4="http://schemas.microsoft.com/office/drawing/2016/5/10/chartex" xmlns:cx5="http://schemas.microsoft.com/office/drawing/2016/5/11/chartex" xmlns:cx6="http://schemas.microsoft.com/office/drawing/2016/5/12/chartex" xmlns:cx7="http://schemas.microsoft.com/office/drawing/2016/5/13/chartex" xmlns:cx8="http://schemas.microsoft.com/office/drawing/2016/5/14/chartex" xmlns:mc="http://schemas.openxmlformats.org/markup-compatibility/2006" xmlns:aink="http://schemas.microsoft.com/office/drawing/2016/ink" xmlns:am3d="http://schemas.microsoft.com/office/drawing/2017/model3d" xmlns:o="urn:schemas-microsoft-com:office:office" xmlns:oel="http://schemas.microsoft.com/office/2019/extlst" xmlns:r="http://schemas.openxmlformats.org/officeDocument/2006/relationships" xmlns:m="http://schemas.openxmlformats.org/officeDocument/2006/math" xmlns:v="urn:schemas-microsoft-com:vml" xmlns:wp14="http://schemas.microsoft.com/office/word/2010/wordprocessingDrawing" xmlns:wp="http://schemas.openxmlformats.org/drawingml/2006/wordprocessingDrawing" xmlns:w10="urn:schemas-microsoft-com:office:word" xmlns:w="http://schemas.openxmlformats.org/wordprocessingml/2006/main" xmlns:w14="http://schemas.microsoft.com/office/word/2010/wordml" xmlns:w15="http://schemas.microsoft.com/office/word/2012/wordml" xmlns:w16cex="http://schemas.microsoft.com/office/word/2018/wordml/cex" xmlns:w16cid="http://schemas.microsoft.com/office/word/2016/wordml/cid" xmlns:w16="http://schemas.microsoft.com/office/word/2018/wordml" xmlns:w16du="http://schemas.microsoft.com/office/word/2023/wordml/word16du" xmlns:w16sdtdh="http://schemas.microsoft.com/office/word/2020/wordml/sdtdatahash" xmlns:w16sdtfl="http://schemas.microsoft.com/office/word/2024/wordml/sdtformatlock" xmlns:w16se="http://schemas.microsoft.com/office/word/2015/wordml/symex" xmlns:wpg="http://schemas.microsoft.com/office/word/2010/wordprocessingGroup" xmlns:wpi="http://schemas.microsoft.com/office/word/2010/wordprocessingInk" xmlns:wne="http://schemas.microsoft.com/office/word/2006/wordml" xmlns:wps="http://schemas.microsoft.com/office/word/2010/wordprocessingShape" mc:Ignorable="w14 w15 w16se w16cid w16 w16cex w16sdtdh w16sdtfl w16du wp14">
   <w:endnote w:type="separator" w:id="-1">
     <w:p>
       <w:pPr>
@@ -588,7 +607,7 @@
 </file>
 
 <file path=word/footer1.xml><?xml version="1.0" encoding="utf-8"?>
-<w:ftr xmlns:wpc="http://schemas.microsoft.com/office/word/2010/wordprocessingCanvas" xmlns:cx="http://schemas.microsoft.com/office/drawing/2014/chartex" xmlns:cx1="http://schemas.microsoft.com/office/drawing/2015/9/8/chartex" xmlns:cx2="http://schemas.microsoft.com/office/drawing/2015/10/21/chartex" xmlns:cx3="http://schemas.microsoft.com/office/drawing/2016/5/9/chartex" xmlns:cx4="http://schemas.microsoft.com/office/drawing/2016/5/10/chartex" xmlns:cx5="http://schemas.microsoft.com/office/drawing/2016/5/11/chartex" xmlns:cx6="http://schemas.microsoft.com/office/drawing/2016/5/12/chartex" xmlns:cx7="http://schemas.microsoft.com/office/drawing/2016/5/13/chartex" xmlns:cx8="http://schemas.microsoft.com/office/drawing/2016/5/14/chartex" xmlns:mc="http://schemas.openxmlformats.org/markup-compatibility/2006" xmlns:aink="http://schemas.microsoft.com/office/drawing/2016/ink" xmlns:am3d="http://schemas.microsoft.com/office/drawing/2017/model3d" xmlns:o="urn:schemas-microsoft-com:office:office" xmlns:oel="http://schemas.microsoft.com/office/2019/extlst" xmlns:r="http://schemas.openxmlformats.org/officeDocument/2006/relationships" xmlns:m="http://schemas.openxmlformats.org/officeDocument/2006/math" xmlns:v="urn:schemas-microsoft-com:vml" xmlns:wp14="http://schemas.microsoft.com/office/word/2010/wordprocessingDrawing" xmlns:wp="http://schemas.openxmlformats.org/drawingml/2006/wordprocessingDrawing" xmlns:w10="urn:schemas-microsoft-com:office:word" xmlns:w="http://schemas.openxmlformats.org/wordprocessingml/2006/main" xmlns:w14="http://schemas.microsoft.com/office/word/2010/wordml" xmlns:w15="http://schemas.microsoft.com/office/word/2012/wordml" xmlns:w16cex="http://schemas.microsoft.com/office/word/2018/wordml/cex" xmlns:w16cid="http://schemas.microsoft.com/office/word/2016/wordml/cid" xmlns:w16="http://schemas.microsoft.com/office/word/2018/wordml" xmlns:w16sdtdh="http://schemas.microsoft.com/office/word/2020/wordml/sdtdatahash" xmlns:w16se="http://schemas.microsoft.com/office/word/2015/wordml/symex" xmlns:wpg="http://schemas.microsoft.com/office/word/2010/wordprocessingGroup" xmlns:wpi="http://schemas.microsoft.com/office/word/2010/wordprocessingInk" xmlns:wne="http://schemas.microsoft.com/office/word/2006/wordml" xmlns:wps="http://schemas.microsoft.com/office/word/2010/wordprocessingShape" mc:Ignorable="w14 w15 w16se w16cid w16 w16cex w16sdtdh wp14">
+<w:ftr xmlns:wpc="http://schemas.microsoft.com/office/word/2010/wordprocessingCanvas" xmlns:cx="http://schemas.microsoft.com/office/drawing/2014/chartex" xmlns:cx1="http://schemas.microsoft.com/office/drawing/2015/9/8/chartex" xmlns:cx2="http://schemas.microsoft.com/office/drawing/2015/10/21/chartex" xmlns:cx3="http://schemas.microsoft.com/office/drawing/2016/5/9/chartex" xmlns:cx4="http://schemas.microsoft.com/office/drawing/2016/5/10/chartex" xmlns:cx5="http://schemas.microsoft.com/office/drawing/2016/5/11/chartex" xmlns:cx6="http://schemas.microsoft.com/office/drawing/2016/5/12/chartex" xmlns:cx7="http://schemas.microsoft.com/office/drawing/2016/5/13/chartex" xmlns:cx8="http://schemas.microsoft.com/office/drawing/2016/5/14/chartex" xmlns:mc="http://schemas.openxmlformats.org/markup-compatibility/2006" xmlns:aink="http://schemas.microsoft.com/office/drawing/2016/ink" xmlns:am3d="http://schemas.microsoft.com/office/drawing/2017/model3d" xmlns:o="urn:schemas-microsoft-com:office:office" xmlns:oel="http://schemas.microsoft.com/office/2019/extlst" xmlns:r="http://schemas.openxmlformats.org/officeDocument/2006/relationships" xmlns:m="http://schemas.openxmlformats.org/officeDocument/2006/math" xmlns:v="urn:schemas-microsoft-com:vml" xmlns:wp14="http://schemas.microsoft.com/office/word/2010/wordprocessingDrawing" xmlns:wp="http://schemas.openxmlformats.org/drawingml/2006/wordprocessingDrawing" xmlns:w10="urn:schemas-microsoft-com:office:word" xmlns:w="http://schemas.openxmlformats.org/wordprocessingml/2006/main" xmlns:w14="http://schemas.microsoft.com/office/word/2010/wordml" xmlns:w15="http://schemas.microsoft.com/office/word/2012/wordml" xmlns:w16cex="http://schemas.microsoft.com/office/word/2018/wordml/cex" xmlns:w16cid="http://schemas.microsoft.com/office/word/2016/wordml/cid" xmlns:w16="http://schemas.microsoft.com/office/word/2018/wordml" xmlns:w16du="http://schemas.microsoft.com/office/word/2023/wordml/word16du" xmlns:w16sdtdh="http://schemas.microsoft.com/office/word/2020/wordml/sdtdatahash" xmlns:w16sdtfl="http://schemas.microsoft.com/office/word/2024/wordml/sdtformatlock" xmlns:w16se="http://schemas.microsoft.com/office/word/2015/wordml/symex" xmlns:wpg="http://schemas.microsoft.com/office/word/2010/wordprocessingGroup" xmlns:wpi="http://schemas.microsoft.com/office/word/2010/wordprocessingInk" xmlns:wne="http://schemas.microsoft.com/office/word/2006/wordml" xmlns:wps="http://schemas.microsoft.com/office/word/2010/wordprocessingShape" mc:Ignorable="w14 w15 w16se w16cid w16 w16cex w16sdtdh w16sdtfl w16du wp14">
   <w:p>
     <w:pPr>
       <w:pStyle w:val="Footer"/>
@@ -598,7 +617,7 @@
 </file>
 
 <file path=word/footer2.xml><?xml version="1.0" encoding="utf-8"?>
-<w:ftr xmlns:wpc="http://schemas.microsoft.com/office/word/2010/wordprocessingCanvas" xmlns:cx="http://schemas.microsoft.com/office/drawing/2014/chartex" xmlns:cx1="http://schemas.microsoft.com/office/drawing/2015/9/8/chartex" xmlns:cx2="http://schemas.microsoft.com/office/drawing/2015/10/21/chartex" xmlns:cx3="http://schemas.microsoft.com/office/drawing/2016/5/9/chartex" xmlns:cx4="http://schemas.microsoft.com/office/drawing/2016/5/10/chartex" xmlns:cx5="http://schemas.microsoft.com/office/drawing/2016/5/11/chartex" xmlns:cx6="http://schemas.microsoft.com/office/drawing/2016/5/12/chartex" xmlns:cx7="http://schemas.microsoft.com/office/drawing/2016/5/13/chartex" xmlns:cx8="http://schemas.microsoft.com/office/drawing/2016/5/14/chartex" xmlns:mc="http://schemas.openxmlformats.org/markup-compatibility/2006" xmlns:aink="http://schemas.microsoft.com/office/drawing/2016/ink" xmlns:am3d="http://schemas.microsoft.com/office/drawing/2017/model3d" xmlns:o="urn:schemas-microsoft-com:office:office" xmlns:oel="http://schemas.microsoft.com/office/2019/extlst" xmlns:r="http://schemas.openxmlformats.org/officeDocument/2006/relationships" xmlns:m="http://schemas.openxmlformats.org/officeDocument/2006/math" xmlns:v="urn:schemas-microsoft-com:vml" xmlns:wp14="http://schemas.microsoft.com/office/word/2010/wordprocessingDrawing" xmlns:wp="http://schemas.openxmlformats.org/drawingml/2006/wordprocessingDrawing" xmlns:w10="urn:schemas-microsoft-com:office:word" xmlns:w="http://schemas.openxmlformats.org/wordprocessingml/2006/main" xmlns:w14="http://schemas.microsoft.com/office/word/2010/wordml" xmlns:w15="http://schemas.microsoft.com/office/word/2012/wordml" xmlns:w16cex="http://schemas.microsoft.com/office/word/2018/wordml/cex" xmlns:w16cid="http://schemas.microsoft.com/office/word/2016/wordml/cid" xmlns:w16="http://schemas.microsoft.com/office/word/2018/wordml" xmlns:w16sdtdh="http://schemas.microsoft.com/office/word/2020/wordml/sdtdatahash" xmlns:w16se="http://schemas.microsoft.com/office/word/2015/wordml/symex" xmlns:wpg="http://schemas.microsoft.com/office/word/2010/wordprocessingGroup" xmlns:wpi="http://schemas.microsoft.com/office/word/2010/wordprocessingInk" xmlns:wne="http://schemas.microsoft.com/office/word/2006/wordml" xmlns:wps="http://schemas.microsoft.com/office/word/2010/wordprocessingShape" mc:Ignorable="w14 w15 w16se w16cid w16 w16cex w16sdtdh wp14">
+<w:ftr xmlns:wpc="http://schemas.microsoft.com/office/word/2010/wordprocessingCanvas" xmlns:cx="http://schemas.microsoft.com/office/drawing/2014/chartex" xmlns:cx1="http://schemas.microsoft.com/office/drawing/2015/9/8/chartex" xmlns:cx2="http://schemas.microsoft.com/office/drawing/2015/10/21/chartex" xmlns:cx3="http://schemas.microsoft.com/office/drawing/2016/5/9/chartex" xmlns:cx4="http://schemas.microsoft.com/office/drawing/2016/5/10/chartex" xmlns:cx5="http://schemas.microsoft.com/office/drawing/2016/5/11/chartex" xmlns:cx6="http://schemas.microsoft.com/office/drawing/2016/5/12/chartex" xmlns:cx7="http://schemas.microsoft.com/office/drawing/2016/5/13/chartex" xmlns:cx8="http://schemas.microsoft.com/office/drawing/2016/5/14/chartex" xmlns:mc="http://schemas.openxmlformats.org/markup-compatibility/2006" xmlns:aink="http://schemas.microsoft.com/office/drawing/2016/ink" xmlns:am3d="http://schemas.microsoft.com/office/drawing/2017/model3d" xmlns:o="urn:schemas-microsoft-com:office:office" xmlns:oel="http://schemas.microsoft.com/office/2019/extlst" xmlns:r="http://schemas.openxmlformats.org/officeDocument/2006/relationships" xmlns:m="http://schemas.openxmlformats.org/officeDocument/2006/math" xmlns:v="urn:schemas-microsoft-com:vml" xmlns:wp14="http://schemas.microsoft.com/office/word/2010/wordprocessingDrawing" xmlns:wp="http://schemas.openxmlformats.org/drawingml/2006/wordprocessingDrawing" xmlns:w10="urn:schemas-microsoft-com:office:word" xmlns:w="http://schemas.openxmlformats.org/wordprocessingml/2006/main" xmlns:w14="http://schemas.microsoft.com/office/word/2010/wordml" xmlns:w15="http://schemas.microsoft.com/office/word/2012/wordml" xmlns:w16cex="http://schemas.microsoft.com/office/word/2018/wordml/cex" xmlns:w16cid="http://schemas.microsoft.com/office/word/2016/wordml/cid" xmlns:w16="http://schemas.microsoft.com/office/word/2018/wordml" xmlns:w16du="http://schemas.microsoft.com/office/word/2023/wordml/word16du" xmlns:w16sdtdh="http://schemas.microsoft.com/office/word/2020/wordml/sdtdatahash" xmlns:w16sdtfl="http://schemas.microsoft.com/office/word/2024/wordml/sdtformatlock" xmlns:w16se="http://schemas.microsoft.com/office/word/2015/wordml/symex" xmlns:wpg="http://schemas.microsoft.com/office/word/2010/wordprocessingGroup" xmlns:wpi="http://schemas.microsoft.com/office/word/2010/wordprocessingInk" xmlns:wne="http://schemas.microsoft.com/office/word/2006/wordml" xmlns:wps="http://schemas.microsoft.com/office/word/2010/wordprocessingShape" mc:Ignorable="w14 w15 w16se w16cid w16 w16cex w16sdtdh w16sdtfl w16du wp14">
   <w:p>
     <w:pPr>
       <w:pStyle w:val="Footer"/>
@@ -608,7 +627,7 @@
 </file>
 
 <file path=word/footer3.xml><?xml version="1.0" encoding="utf-8"?>
-<w:ftr xmlns:wpc="http://schemas.microsoft.com/office/word/2010/wordprocessingCanvas" xmlns:cx="http://schemas.microsoft.com/office/drawing/2014/chartex" xmlns:cx1="http://schemas.microsoft.com/office/drawing/2015/9/8/chartex" xmlns:cx2="http://schemas.microsoft.com/office/drawing/2015/10/21/chartex" xmlns:cx3="http://schemas.microsoft.com/office/drawing/2016/5/9/chartex" xmlns:cx4="http://schemas.microsoft.com/office/drawing/2016/5/10/chartex" xmlns:cx5="http://schemas.microsoft.com/office/drawing/2016/5/11/chartex" xmlns:cx6="http://schemas.microsoft.com/office/drawing/2016/5/12/chartex" xmlns:cx7="http://schemas.microsoft.com/office/drawing/2016/5/13/chartex" xmlns:cx8="http://schemas.microsoft.com/office/drawing/2016/5/14/chartex" xmlns:mc="http://schemas.openxmlformats.org/markup-compatibility/2006" xmlns:aink="http://schemas.microsoft.com/office/drawing/2016/ink" xmlns:am3d="http://schemas.microsoft.com/office/drawing/2017/model3d" xmlns:o="urn:schemas-microsoft-com:office:office" xmlns:oel="http://schemas.microsoft.com/office/2019/extlst" xmlns:r="http://schemas.openxmlformats.org/officeDocument/2006/relationships" xmlns:m="http://schemas.openxmlformats.org/officeDocument/2006/math" xmlns:v="urn:schemas-microsoft-com:vml" xmlns:wp14="http://schemas.microsoft.com/office/word/2010/wordprocessingDrawing" xmlns:wp="http://schemas.openxmlformats.org/drawingml/2006/wordprocessingDrawing" xmlns:w10="urn:schemas-microsoft-com:office:word" xmlns:w="http://schemas.openxmlformats.org/wordprocessingml/2006/main" xmlns:w14="http://schemas.microsoft.com/office/word/2010/wordml" xmlns:w15="http://schemas.microsoft.com/office/word/2012/wordml" xmlns:w16cex="http://schemas.microsoft.com/office/word/2018/wordml/cex" xmlns:w16cid="http://schemas.microsoft.com/office/word/2016/wordml/cid" xmlns:w16="http://schemas.microsoft.com/office/word/2018/wordml" xmlns:w16sdtdh="http://schemas.microsoft.com/office/word/2020/wordml/sdtdatahash" xmlns:w16se="http://schemas.microsoft.com/office/word/2015/wordml/symex" xmlns:wpg="http://schemas.microsoft.com/office/word/2010/wordprocessingGroup" xmlns:wpi="http://schemas.microsoft.com/office/word/2010/wordprocessingInk" xmlns:wne="http://schemas.microsoft.com/office/word/2006/wordml" xmlns:wps="http://schemas.microsoft.com/office/word/2010/wordprocessingShape" mc:Ignorable="w14 w15 w16se w16cid w16 w16cex w16sdtdh wp14">
+<w:ftr xmlns:wpc="http://schemas.microsoft.com/office/word/2010/wordprocessingCanvas" xmlns:cx="http://schemas.microsoft.com/office/drawing/2014/chartex" xmlns:cx1="http://schemas.microsoft.com/office/drawing/2015/9/8/chartex" xmlns:cx2="http://schemas.microsoft.com/office/drawing/2015/10/21/chartex" xmlns:cx3="http://schemas.microsoft.com/office/drawing/2016/5/9/chartex" xmlns:cx4="http://schemas.microsoft.com/office/drawing/2016/5/10/chartex" xmlns:cx5="http://schemas.microsoft.com/office/drawing/2016/5/11/chartex" xmlns:cx6="http://schemas.microsoft.com/office/drawing/2016/5/12/chartex" xmlns:cx7="http://schemas.microsoft.com/office/drawing/2016/5/13/chartex" xmlns:cx8="http://schemas.microsoft.com/office/drawing/2016/5/14/chartex" xmlns:mc="http://schemas.openxmlformats.org/markup-compatibility/2006" xmlns:aink="http://schemas.microsoft.com/office/drawing/2016/ink" xmlns:am3d="http://schemas.microsoft.com/office/drawing/2017/model3d" xmlns:o="urn:schemas-microsoft-com:office:office" xmlns:oel="http://schemas.microsoft.com/office/2019/extlst" xmlns:r="http://schemas.openxmlformats.org/officeDocument/2006/relationships" xmlns:m="http://schemas.openxmlformats.org/officeDocument/2006/math" xmlns:v="urn:schemas-microsoft-com:vml" xmlns:wp14="http://schemas.microsoft.com/office/word/2010/wordprocessingDrawing" xmlns:wp="http://schemas.openxmlformats.org/drawingml/2006/wordprocessingDrawing" xmlns:w10="urn:schemas-microsoft-com:office:word" xmlns:w="http://schemas.openxmlformats.org/wordprocessingml/2006/main" xmlns:w14="http://schemas.microsoft.com/office/word/2010/wordml" xmlns:w15="http://schemas.microsoft.com/office/word/2012/wordml" xmlns:w16cex="http://schemas.microsoft.com/office/word/2018/wordml/cex" xmlns:w16cid="http://schemas.microsoft.com/office/word/2016/wordml/cid" xmlns:w16="http://schemas.microsoft.com/office/word/2018/wordml" xmlns:w16du="http://schemas.microsoft.com/office/word/2023/wordml/word16du" xmlns:w16sdtdh="http://schemas.microsoft.com/office/word/2020/wordml/sdtdatahash" xmlns:w16sdtfl="http://schemas.microsoft.com/office/word/2024/wordml/sdtformatlock" xmlns:w16se="http://schemas.microsoft.com/office/word/2015/wordml/symex" xmlns:wpg="http://schemas.microsoft.com/office/word/2010/wordprocessingGroup" xmlns:wpi="http://schemas.microsoft.com/office/word/2010/wordprocessingInk" xmlns:wne="http://schemas.microsoft.com/office/word/2006/wordml" xmlns:wps="http://schemas.microsoft.com/office/word/2010/wordprocessingShape" mc:Ignorable="w14 w15 w16se w16cid w16 w16cex w16sdtdh w16sdtfl w16du wp14">
   <w:p>
     <w:pPr>
       <w:pStyle w:val="Footer"/>
@@ -618,7 +637,7 @@
 </file>
 
 <file path=word/footnotes.xml><?xml version="1.0" encoding="utf-8"?>
-<w:footnotes xmlns:wpc="http://schemas.microsoft.com/office/word/2010/wordprocessingCanvas" xmlns:cx="http://schemas.microsoft.com/office/drawing/2014/chartex" xmlns:cx1="http://schemas.microsoft.com/office/drawing/2015/9/8/chartex" xmlns:cx2="http://schemas.microsoft.com/office/drawing/2015/10/21/chartex" xmlns:cx3="http://schemas.microsoft.com/office/drawing/2016/5/9/chartex" xmlns:cx4="http://schemas.microsoft.com/office/drawing/2016/5/10/chartex" xmlns:cx5="http://schemas.microsoft.com/office/drawing/2016/5/11/chartex" xmlns:cx6="http://schemas.microsoft.com/office/drawing/2016/5/12/chartex" xmlns:cx7="http://schemas.microsoft.com/office/drawing/2016/5/13/chartex" xmlns:cx8="http://schemas.microsoft.com/office/drawing/2016/5/14/chartex" xmlns:mc="http://schemas.openxmlformats.org/markup-compatibility/2006" xmlns:aink="http://schemas.microsoft.com/office/drawing/2016/ink" xmlns:am3d="http://schemas.microsoft.com/office/drawing/2017/model3d" xmlns:o="urn:schemas-microsoft-com:office:office" xmlns:oel="http://schemas.microsoft.com/office/2019/extlst" xmlns:r="http://schemas.openxmlformats.org/officeDocument/2006/relationships" xmlns:m="http://schemas.openxmlformats.org/officeDocument/2006/math" xmlns:v="urn:schemas-microsoft-com:vml" xmlns:wp14="http://schemas.microsoft.com/office/word/2010/wordprocessingDrawing" xmlns:wp="http://schemas.openxmlformats.org/drawingml/2006/wordprocessingDrawing" xmlns:w10="urn:schemas-microsoft-com:office:word" xmlns:w="http://schemas.openxmlformats.org/wordprocessingml/2006/main" xmlns:w14="http://schemas.microsoft.com/office/word/2010/wordml" xmlns:w15="http://schemas.microsoft.com/office/word/2012/wordml" xmlns:w16cex="http://schemas.microsoft.com/office/word/2018/wordml/cex" xmlns:w16cid="http://schemas.microsoft.com/office/word/2016/wordml/cid" xmlns:w16="http://schemas.microsoft.com/office/word/2018/wordml" xmlns:w16sdtdh="http://schemas.microsoft.com/office/word/2020/wordml/sdtdatahash" xmlns:w16se="http://schemas.microsoft.com/office/word/2015/wordml/symex" xmlns:wpg="http://schemas.microsoft.com/office/word/2010/wordprocessingGroup" xmlns:wpi="http://schemas.microsoft.com/office/word/2010/wordprocessingInk" xmlns:wne="http://schemas.microsoft.com/office/word/2006/wordml" xmlns:wps="http://schemas.microsoft.com/office/word/2010/wordprocessingShape" mc:Ignorable="w14 w15 w16se w16cid w16 w16cex w16sdtdh wp14">
+<w:footnotes xmlns:wpc="http://schemas.microsoft.com/office/word/2010/wordprocessingCanvas" xmlns:cx="http://schemas.microsoft.com/office/drawing/2014/chartex" xmlns:cx1="http://schemas.microsoft.com/office/drawing/2015/9/8/chartex" xmlns:cx2="http://schemas.microsoft.com/office/drawing/2015/10/21/chartex" xmlns:cx3="http://schemas.microsoft.com/office/drawing/2016/5/9/chartex" xmlns:cx4="http://schemas.microsoft.com/office/drawing/2016/5/10/chartex" xmlns:cx5="http://schemas.microsoft.com/office/drawing/2016/5/11/chartex" xmlns:cx6="http://schemas.microsoft.com/office/drawing/2016/5/12/chartex" xmlns:cx7="http://schemas.microsoft.com/office/drawing/2016/5/13/chartex" xmlns:cx8="http://schemas.microsoft.com/office/drawing/2016/5/14/chartex" xmlns:mc="http://schemas.openxmlformats.org/markup-compatibility/2006" xmlns:aink="http://schemas.microsoft.com/office/drawing/2016/ink" xmlns:am3d="http://schemas.microsoft.com/office/drawing/2017/model3d" xmlns:o="urn:schemas-microsoft-com:office:office" xmlns:oel="http://schemas.microsoft.com/office/2019/extlst" xmlns:r="http://schemas.openxmlformats.org/officeDocument/2006/relationships" xmlns:m="http://schemas.openxmlformats.org/officeDocument/2006/math" xmlns:v="urn:schemas-microsoft-com:vml" xmlns:wp14="http://schemas.microsoft.com/office/word/2010/wordprocessingDrawing" xmlns:wp="http://schemas.openxmlformats.org/drawingml/2006/wordprocessingDrawing" xmlns:w10="urn:schemas-microsoft-com:office:word" xmlns:w="http://schemas.openxmlformats.org/wordprocessingml/2006/main" xmlns:w14="http://schemas.microsoft.com/office/word/2010/wordml" xmlns:w15="http://schemas.microsoft.com/office/word/2012/wordml" xmlns:w16cex="http://schemas.microsoft.com/office/word/2018/wordml/cex" xmlns:w16cid="http://schemas.microsoft.com/office/word/2016/wordml/cid" xmlns:w16="http://schemas.microsoft.com/office/word/2018/wordml" xmlns:w16du="http://schemas.microsoft.com/office/word/2023/wordml/word16du" xmlns:w16sdtdh="http://schemas.microsoft.com/office/word/2020/wordml/sdtdatahash" xmlns:w16sdtfl="http://schemas.microsoft.com/office/word/2024/wordml/sdtformatlock" xmlns:w16se="http://schemas.microsoft.com/office/word/2015/wordml/symex" xmlns:wpg="http://schemas.microsoft.com/office/word/2010/wordprocessingGroup" xmlns:wpi="http://schemas.microsoft.com/office/word/2010/wordprocessingInk" xmlns:wne="http://schemas.microsoft.com/office/word/2006/wordml" xmlns:wps="http://schemas.microsoft.com/office/word/2010/wordprocessingShape" mc:Ignorable="w14 w15 w16se w16cid w16 w16cex w16sdtdh w16sdtfl w16du wp14">
   <w:footnote w:type="separator" w:id="-1">
     <w:p>
       <w:pPr>
@@ -643,7 +662,7 @@
 </file>
 
 <file path=word/header1.xml><?xml version="1.0" encoding="utf-8"?>
-<w:hdr xmlns:wpc="http://schemas.microsoft.com/office/word/2010/wordprocessingCanvas" xmlns:cx="http://schemas.microsoft.com/office/drawing/2014/chartex" xmlns:cx1="http://schemas.microsoft.com/office/drawing/2015/9/8/chartex" xmlns:cx2="http://schemas.microsoft.com/office/drawing/2015/10/21/chartex" xmlns:cx3="http://schemas.microsoft.com/office/drawing/2016/5/9/chartex" xmlns:cx4="http://schemas.microsoft.com/office/drawing/2016/5/10/chartex" xmlns:cx5="http://schemas.microsoft.com/office/drawing/2016/5/11/chartex" xmlns:cx6="http://schemas.microsoft.com/office/drawing/2016/5/12/chartex" xmlns:cx7="http://schemas.microsoft.com/office/drawing/2016/5/13/chartex" xmlns:cx8="http://schemas.microsoft.com/office/drawing/2016/5/14/chartex" xmlns:mc="http://schemas.openxmlformats.org/markup-compatibility/2006" xmlns:aink="http://schemas.microsoft.com/office/drawing/2016/ink" xmlns:am3d="http://schemas.microsoft.com/office/drawing/2017/model3d" xmlns:o="urn:schemas-microsoft-com:office:office" xmlns:oel="http://schemas.microsoft.com/office/2019/extlst" xmlns:r="http://schemas.openxmlformats.org/officeDocument/2006/relationships" xmlns:m="http://schemas.openxmlformats.org/officeDocument/2006/math" xmlns:v="urn:schemas-microsoft-com:vml" xmlns:wp14="http://schemas.microsoft.com/office/word/2010/wordprocessingDrawing" xmlns:wp="http://schemas.openxmlformats.org/drawingml/2006/wordprocessingDrawing" xmlns:w10="urn:schemas-microsoft-com:office:word" xmlns:w="http://schemas.openxmlformats.org/wordprocessingml/2006/main" xmlns:w14="http://schemas.microsoft.com/office/word/2010/wordml" xmlns:w15="http://schemas.microsoft.com/office/word/2012/wordml" xmlns:w16cex="http://schemas.microsoft.com/office/word/2018/wordml/cex" xmlns:w16cid="http://schemas.microsoft.com/office/word/2016/wordml/cid" xmlns:w16="http://schemas.microsoft.com/office/word/2018/wordml" xmlns:w16sdtdh="http://schemas.microsoft.com/office/word/2020/wordml/sdtdatahash" xmlns:w16se="http://schemas.microsoft.com/office/word/2015/wordml/symex" xmlns:wpg="http://schemas.microsoft.com/office/word/2010/wordprocessingGroup" xmlns:wpi="http://schemas.microsoft.com/office/word/2010/wordprocessingInk" xmlns:wne="http://schemas.microsoft.com/office/word/2006/wordml" xmlns:wps="http://schemas.microsoft.com/office/word/2010/wordprocessingShape" mc:Ignorable="w14 w15 w16se w16cid w16 w16cex w16sdtdh wp14">
+<w:hdr xmlns:wpc="http://schemas.microsoft.com/office/word/2010/wordprocessingCanvas" xmlns:cx="http://schemas.microsoft.com/office/drawing/2014/chartex" xmlns:cx1="http://schemas.microsoft.com/office/drawing/2015/9/8/chartex" xmlns:cx2="http://schemas.microsoft.com/office/drawing/2015/10/21/chartex" xmlns:cx3="http://schemas.microsoft.com/office/drawing/2016/5/9/chartex" xmlns:cx4="http://schemas.microsoft.com/office/drawing/2016/5/10/chartex" xmlns:cx5="http://schemas.microsoft.com/office/drawing/2016/5/11/chartex" xmlns:cx6="http://schemas.microsoft.com/office/drawing/2016/5/12/chartex" xmlns:cx7="http://schemas.microsoft.com/office/drawing/2016/5/13/chartex" xmlns:cx8="http://schemas.microsoft.com/office/drawing/2016/5/14/chartex" xmlns:mc="http://schemas.openxmlformats.org/markup-compatibility/2006" xmlns:aink="http://schemas.microsoft.com/office/drawing/2016/ink" xmlns:am3d="http://schemas.microsoft.com/office/drawing/2017/model3d" xmlns:o="urn:schemas-microsoft-com:office:office" xmlns:oel="http://schemas.microsoft.com/office/2019/extlst" xmlns:r="http://schemas.openxmlformats.org/officeDocument/2006/relationships" xmlns:m="http://schemas.openxmlformats.org/officeDocument/2006/math" xmlns:v="urn:schemas-microsoft-com:vml" xmlns:wp14="http://schemas.microsoft.com/office/word/2010/wordprocessingDrawing" xmlns:wp="http://schemas.openxmlformats.org/drawingml/2006/wordprocessingDrawing" xmlns:w10="urn:schemas-microsoft-com:office:word" xmlns:w="http://schemas.openxmlformats.org/wordprocessingml/2006/main" xmlns:w14="http://schemas.microsoft.com/office/word/2010/wordml" xmlns:w15="http://schemas.microsoft.com/office/word/2012/wordml" xmlns:w16cex="http://schemas.microsoft.com/office/word/2018/wordml/cex" xmlns:w16cid="http://schemas.microsoft.com/office/word/2016/wordml/cid" xmlns:w16="http://schemas.microsoft.com/office/word/2018/wordml" xmlns:w16du="http://schemas.microsoft.com/office/word/2023/wordml/word16du" xmlns:w16sdtdh="http://schemas.microsoft.com/office/word/2020/wordml/sdtdatahash" xmlns:w16sdtfl="http://schemas.microsoft.com/office/word/2024/wordml/sdtformatlock" xmlns:w16se="http://schemas.microsoft.com/office/word/2015/wordml/symex" xmlns:wpg="http://schemas.microsoft.com/office/word/2010/wordprocessingGroup" xmlns:wpi="http://schemas.microsoft.com/office/word/2010/wordprocessingInk" xmlns:wne="http://schemas.microsoft.com/office/word/2006/wordml" xmlns:wps="http://schemas.microsoft.com/office/word/2010/wordprocessingShape" mc:Ignorable="w14 w15 w16se w16cid w16 w16cex w16sdtdh w16sdtfl w16du wp14">
   <w:p>
     <w:pPr>
       <w:pStyle w:val="Header"/>
@@ -653,7 +672,7 @@
 </file>
 
 <file path=word/header2.xml><?xml version="1.0" encoding="utf-8"?>
-<w:hdr xmlns:wpc="http://schemas.microsoft.com/office/word/2010/wordprocessingCanvas" xmlns:cx="http://schemas.microsoft.com/office/drawing/2014/chartex" xmlns:cx1="http://schemas.microsoft.com/office/drawing/2015/9/8/chartex" xmlns:cx2="http://schemas.microsoft.com/office/drawing/2015/10/21/chartex" xmlns:cx3="http://schemas.microsoft.com/office/drawing/2016/5/9/chartex" xmlns:cx4="http://schemas.microsoft.com/office/drawing/2016/5/10/chartex" xmlns:cx5="http://schemas.microsoft.com/office/drawing/2016/5/11/chartex" xmlns:cx6="http://schemas.microsoft.com/office/drawing/2016/5/12/chartex" xmlns:cx7="http://schemas.microsoft.com/office/drawing/2016/5/13/chartex" xmlns:cx8="http://schemas.microsoft.com/office/drawing/2016/5/14/chartex" xmlns:mc="http://schemas.openxmlformats.org/markup-compatibility/2006" xmlns:aink="http://schemas.microsoft.com/office/drawing/2016/ink" xmlns:am3d="http://schemas.microsoft.com/office/drawing/2017/model3d" xmlns:o="urn:schemas-microsoft-com:office:office" xmlns:oel="http://schemas.microsoft.com/office/2019/extlst" xmlns:r="http://schemas.openxmlformats.org/officeDocument/2006/relationships" xmlns:m="http://schemas.openxmlformats.org/officeDocument/2006/math" xmlns:v="urn:schemas-microsoft-com:vml" xmlns:wp14="http://schemas.microsoft.com/office/word/2010/wordprocessingDrawing" xmlns:wp="http://schemas.openxmlformats.org/drawingml/2006/wordprocessingDrawing" xmlns:w10="urn:schemas-microsoft-com:office:word" xmlns:w="http://schemas.openxmlformats.org/wordprocessingml/2006/main" xmlns:w14="http://schemas.microsoft.com/office/word/2010/wordml" xmlns:w15="http://schemas.microsoft.com/office/word/2012/wordml" xmlns:w16cex="http://schemas.microsoft.com/office/word/2018/wordml/cex" xmlns:w16cid="http://schemas.microsoft.com/office/word/2016/wordml/cid" xmlns:w16="http://schemas.microsoft.com/office/word/2018/wordml" xmlns:w16sdtdh="http://schemas.microsoft.com/office/word/2020/wordml/sdtdatahash" xmlns:w16se="http://schemas.microsoft.com/office/word/2015/wordml/symex" xmlns:wpg="http://schemas.microsoft.com/office/word/2010/wordprocessingGroup" xmlns:wpi="http://schemas.microsoft.com/office/word/2010/wordprocessingInk" xmlns:wne="http://schemas.microsoft.com/office/word/2006/wordml" xmlns:wps="http://schemas.microsoft.com/office/word/2010/wordprocessingShape" mc:Ignorable="w14 w15 w16se w16cid w16 w16cex w16sdtdh wp14">
+<w:hdr xmlns:wpc="http://schemas.microsoft.com/office/word/2010/wordprocessingCanvas" xmlns:cx="http://schemas.microsoft.com/office/drawing/2014/chartex" xmlns:cx1="http://schemas.microsoft.com/office/drawing/2015/9/8/chartex" xmlns:cx2="http://schemas.microsoft.com/office/drawing/2015/10/21/chartex" xmlns:cx3="http://schemas.microsoft.com/office/drawing/2016/5/9/chartex" xmlns:cx4="http://schemas.microsoft.com/office/drawing/2016/5/10/chartex" xmlns:cx5="http://schemas.microsoft.com/office/drawing/2016/5/11/chartex" xmlns:cx6="http://schemas.microsoft.com/office/drawing/2016/5/12/chartex" xmlns:cx7="http://schemas.microsoft.com/office/drawing/2016/5/13/chartex" xmlns:cx8="http://schemas.microsoft.com/office/drawing/2016/5/14/chartex" xmlns:mc="http://schemas.openxmlformats.org/markup-compatibility/2006" xmlns:aink="http://schemas.microsoft.com/office/drawing/2016/ink" xmlns:am3d="http://schemas.microsoft.com/office/drawing/2017/model3d" xmlns:o="urn:schemas-microsoft-com:office:office" xmlns:oel="http://schemas.microsoft.com/office/2019/extlst" xmlns:r="http://schemas.openxmlformats.org/officeDocument/2006/relationships" xmlns:m="http://schemas.openxmlformats.org/officeDocument/2006/math" xmlns:v="urn:schemas-microsoft-com:vml" xmlns:wp14="http://schemas.microsoft.com/office/word/2010/wordprocessingDrawing" xmlns:wp="http://schemas.openxmlformats.org/drawingml/2006/wordprocessingDrawing" xmlns:w10="urn:schemas-microsoft-com:office:word" xmlns:w="http://schemas.openxmlformats.org/wordprocessingml/2006/main" xmlns:w14="http://schemas.microsoft.com/office/word/2010/wordml" xmlns:w15="http://schemas.microsoft.com/office/word/2012/wordml" xmlns:w16cex="http://schemas.microsoft.com/office/word/2018/wordml/cex" xmlns:w16cid="http://schemas.microsoft.com/office/word/2016/wordml/cid" xmlns:w16="http://schemas.microsoft.com/office/word/2018/wordml" xmlns:w16du="http://schemas.microsoft.com/office/word/2023/wordml/word16du" xmlns:w16sdtdh="http://schemas.microsoft.com/office/word/2020/wordml/sdtdatahash" xmlns:w16sdtfl="http://schemas.microsoft.com/office/word/2024/wordml/sdtformatlock" xmlns:w16se="http://schemas.microsoft.com/office/word/2015/wordml/symex" xmlns:wpg="http://schemas.microsoft.com/office/word/2010/wordprocessingGroup" xmlns:wpi="http://schemas.microsoft.com/office/word/2010/wordprocessingInk" xmlns:wne="http://schemas.microsoft.com/office/word/2006/wordml" xmlns:wps="http://schemas.microsoft.com/office/word/2010/wordprocessingShape" mc:Ignorable="w14 w15 w16se w16cid w16 w16cex w16sdtdh w16sdtfl w16du wp14">
   <w:p>
     <w:pPr>
       <w:pStyle w:val="Header"/>
@@ -664,7 +683,7 @@
 </file>
 
 <file path=word/header3.xml><?xml version="1.0" encoding="utf-8"?>
-<w:hdr xmlns:wpc="http://schemas.microsoft.com/office/word/2010/wordprocessingCanvas" xmlns:cx="http://schemas.microsoft.com/office/drawing/2014/chartex" xmlns:cx1="http://schemas.microsoft.com/office/drawing/2015/9/8/chartex" xmlns:cx2="http://schemas.microsoft.com/office/drawing/2015/10/21/chartex" xmlns:cx3="http://schemas.microsoft.com/office/drawing/2016/5/9/chartex" xmlns:cx4="http://schemas.microsoft.com/office/drawing/2016/5/10/chartex" xmlns:cx5="http://schemas.microsoft.com/office/drawing/2016/5/11/chartex" xmlns:cx6="http://schemas.microsoft.com/office/drawing/2016/5/12/chartex" xmlns:cx7="http://schemas.microsoft.com/office/drawing/2016/5/13/chartex" xmlns:cx8="http://schemas.microsoft.com/office/drawing/2016/5/14/chartex" xmlns:mc="http://schemas.openxmlformats.org/markup-compatibility/2006" xmlns:aink="http://schemas.microsoft.com/office/drawing/2016/ink" xmlns:am3d="http://schemas.microsoft.com/office/drawing/2017/model3d" xmlns:o="urn:schemas-microsoft-com:office:office" xmlns:oel="http://schemas.microsoft.com/office/2019/extlst" xmlns:r="http://schemas.openxmlformats.org/officeDocument/2006/relationships" xmlns:m="http://schemas.openxmlformats.org/officeDocument/2006/math" xmlns:v="urn:schemas-microsoft-com:vml" xmlns:wp14="http://schemas.microsoft.com/office/word/2010/wordprocessingDrawing" xmlns:wp="http://schemas.openxmlformats.org/drawingml/2006/wordprocessingDrawing" xmlns:w10="urn:schemas-microsoft-com:office:word" xmlns:w="http://schemas.openxmlformats.org/wordprocessingml/2006/main" xmlns:w14="http://schemas.microsoft.com/office/word/2010/wordml" xmlns:w15="http://schemas.microsoft.com/office/word/2012/wordml" xmlns:w16cex="http://schemas.microsoft.com/office/word/2018/wordml/cex" xmlns:w16cid="http://schemas.microsoft.com/office/word/2016/wordml/cid" xmlns:w16="http://schemas.microsoft.com/office/word/2018/wordml" xmlns:w16sdtdh="http://schemas.microsoft.com/office/word/2020/wordml/sdtdatahash" xmlns:w16se="http://schemas.microsoft.com/office/word/2015/wordml/symex" xmlns:wpg="http://schemas.microsoft.com/office/word/2010/wordprocessingGroup" xmlns:wpi="http://schemas.microsoft.com/office/word/2010/wordprocessingInk" xmlns:wne="http://schemas.microsoft.com/office/word/2006/wordml" xmlns:wps="http://schemas.microsoft.com/office/word/2010/wordprocessingShape" mc:Ignorable="w14 w15 w16se w16cid w16 w16cex w16sdtdh wp14">
+<w:hdr xmlns:wpc="http://schemas.microsoft.com/office/word/2010/wordprocessingCanvas" xmlns:cx="http://schemas.microsoft.com/office/drawing/2014/chartex" xmlns:cx1="http://schemas.microsoft.com/office/drawing/2015/9/8/chartex" xmlns:cx2="http://schemas.microsoft.com/office/drawing/2015/10/21/chartex" xmlns:cx3="http://schemas.microsoft.com/office/drawing/2016/5/9/chartex" xmlns:cx4="http://schemas.microsoft.com/office/drawing/2016/5/10/chartex" xmlns:cx5="http://schemas.microsoft.com/office/drawing/2016/5/11/chartex" xmlns:cx6="http://schemas.microsoft.com/office/drawing/2016/5/12/chartex" xmlns:cx7="http://schemas.microsoft.com/office/drawing/2016/5/13/chartex" xmlns:cx8="http://schemas.microsoft.com/office/drawing/2016/5/14/chartex" xmlns:mc="http://schemas.openxmlformats.org/markup-compatibility/2006" xmlns:aink="http://schemas.microsoft.com/office/drawing/2016/ink" xmlns:am3d="http://schemas.microsoft.com/office/drawing/2017/model3d" xmlns:o="urn:schemas-microsoft-com:office:office" xmlns:oel="http://schemas.microsoft.com/office/2019/extlst" xmlns:r="http://schemas.openxmlformats.org/officeDocument/2006/relationships" xmlns:m="http://schemas.openxmlformats.org/officeDocument/2006/math" xmlns:v="urn:schemas-microsoft-com:vml" xmlns:wp14="http://schemas.microsoft.com/office/word/2010/wordprocessingDrawing" xmlns:wp="http://schemas.openxmlformats.org/drawingml/2006/wordprocessingDrawing" xmlns:w10="urn:schemas-microsoft-com:office:word" xmlns:w="http://schemas.openxmlformats.org/wordprocessingml/2006/main" xmlns:w14="http://schemas.microsoft.com/office/word/2010/wordml" xmlns:w15="http://schemas.microsoft.com/office/word/2012/wordml" xmlns:w16cex="http://schemas.microsoft.com/office/word/2018/wordml/cex" xmlns:w16cid="http://schemas.microsoft.com/office/word/2016/wordml/cid" xmlns:w16="http://schemas.microsoft.com/office/word/2018/wordml" xmlns:w16du="http://schemas.microsoft.com/office/word/2023/wordml/word16du" xmlns:w16sdtdh="http://schemas.microsoft.com/office/word/2020/wordml/sdtdatahash" xmlns:w16sdtfl="http://schemas.microsoft.com/office/word/2024/wordml/sdtformatlock" xmlns:w16se="http://schemas.microsoft.com/office/word/2015/wordml/symex" xmlns:wpg="http://schemas.microsoft.com/office/word/2010/wordprocessingGroup" xmlns:wpi="http://schemas.microsoft.com/office/word/2010/wordprocessingInk" xmlns:wne="http://schemas.microsoft.com/office/word/2006/wordml" xmlns:wps="http://schemas.microsoft.com/office/word/2010/wordprocessingShape" mc:Ignorable="w14 w15 w16se w16cid w16 w16cex w16sdtdh w16sdtfl w16du wp14">
   <w:p>
     <w:pPr>
       <w:pStyle w:val="Header"/>
@@ -673,7 +692,7 @@
     <w:r>
       <w:tab/>
       <w:tab/>
-      <w:t>2025-08-02</w:t>
+      <w:t>2026-07-12</w:t>
       <w:br/>
       <w:br/>
     </w:r>
@@ -690,7 +709,7 @@
 </file>
 
 <file path=word/numbering.xml><?xml version="1.0" encoding="utf-8"?>
-<w:numbering xmlns:wpc="http://schemas.microsoft.com/office/word/2010/wordprocessingCanvas" xmlns:cx="http://schemas.microsoft.com/office/drawing/2014/chartex" xmlns:cx1="http://schemas.microsoft.com/office/drawing/2015/9/8/chartex" xmlns:cx2="http://schemas.microsoft.com/office/drawing/2015/10/21/chartex" xmlns:cx3="http://schemas.microsoft.com/office/drawing/2016/5/9/chartex" xmlns:cx4="http://schemas.microsoft.com/office/drawing/2016/5/10/chartex" xmlns:cx5="http://schemas.microsoft.com/office/drawing/2016/5/11/chartex" xmlns:cx6="http://schemas.microsoft.com/office/drawing/2016/5/12/chartex" xmlns:cx7="http://schemas.microsoft.com/office/drawing/2016/5/13/chartex" xmlns:cx8="http://schemas.microsoft.com/office/drawing/2016/5/14/chartex" xmlns:mc="http://schemas.openxmlformats.org/markup-compatibility/2006" xmlns:aink="http://schemas.microsoft.com/office/drawing/2016/ink" xmlns:am3d="http://schemas.microsoft.com/office/drawing/2017/model3d" xmlns:o="urn:schemas-microsoft-com:office:office" xmlns:oel="http://schemas.microsoft.com/office/2019/extlst" xmlns:r="http://schemas.openxmlformats.org/officeDocument/2006/relationships" xmlns:m="http://schemas.openxmlformats.org/officeDocument/2006/math" xmlns:v="urn:schemas-microsoft-com:vml" xmlns:wp14="http://schemas.microsoft.com/office/word/2010/wordprocessingDrawing" xmlns:wp="http://schemas.openxmlformats.org/drawingml/2006/wordprocessingDrawing" xmlns:w10="urn:schemas-microsoft-com:office:word" xmlns:w="http://schemas.openxmlformats.org/wordprocessingml/2006/main" xmlns:w14="http://schemas.microsoft.com/office/word/2010/wordml" xmlns:w15="http://schemas.microsoft.com/office/word/2012/wordml" xmlns:w16cex="http://schemas.microsoft.com/office/word/2018/wordml/cex" xmlns:w16cid="http://schemas.microsoft.com/office/word/2016/wordml/cid" xmlns:w16="http://schemas.microsoft.com/office/word/2018/wordml" xmlns:w16sdtdh="http://schemas.microsoft.com/office/word/2020/wordml/sdtdatahash" xmlns:w16se="http://schemas.microsoft.com/office/word/2015/wordml/symex" xmlns:wpg="http://schemas.microsoft.com/office/word/2010/wordprocessingGroup" xmlns:wpi="http://schemas.microsoft.com/office/word/2010/wordprocessingInk" xmlns:wne="http://schemas.microsoft.com/office/word/2006/wordml" xmlns:wps="http://schemas.microsoft.com/office/word/2010/wordprocessingShape" mc:Ignorable="w14 w15 w16se w16cid w16 w16cex w16sdtdh wp14">
+<w:numbering xmlns:wpc="http://schemas.microsoft.com/office/word/2010/wordprocessingCanvas" xmlns:cx="http://schemas.microsoft.com/office/drawing/2014/chartex" xmlns:cx1="http://schemas.microsoft.com/office/drawing/2015/9/8/chartex" xmlns:cx2="http://schemas.microsoft.com/office/drawing/2015/10/21/chartex" xmlns:cx3="http://schemas.microsoft.com/office/drawing/2016/5/9/chartex" xmlns:cx4="http://schemas.microsoft.com/office/drawing/2016/5/10/chartex" xmlns:cx5="http://schemas.microsoft.com/office/drawing/2016/5/11/chartex" xmlns:cx6="http://schemas.microsoft.com/office/drawing/2016/5/12/chartex" xmlns:cx7="http://schemas.microsoft.com/office/drawing/2016/5/13/chartex" xmlns:cx8="http://schemas.microsoft.com/office/drawing/2016/5/14/chartex" xmlns:mc="http://schemas.openxmlformats.org/markup-compatibility/2006" xmlns:aink="http://schemas.microsoft.com/office/drawing/2016/ink" xmlns:am3d="http://schemas.microsoft.com/office/drawing/2017/model3d" xmlns:o="urn:schemas-microsoft-com:office:office" xmlns:oel="http://schemas.microsoft.com/office/2019/extlst" xmlns:r="http://schemas.openxmlformats.org/officeDocument/2006/relationships" xmlns:m="http://schemas.openxmlformats.org/officeDocument/2006/math" xmlns:v="urn:schemas-microsoft-com:vml" xmlns:wp14="http://schemas.microsoft.com/office/word/2010/wordprocessingDrawing" xmlns:wp="http://schemas.openxmlformats.org/drawingml/2006/wordprocessingDrawing" xmlns:w10="urn:schemas-microsoft-com:office:word" xmlns:w="http://schemas.openxmlformats.org/wordprocessingml/2006/main" xmlns:w14="http://schemas.microsoft.com/office/word/2010/wordml" xmlns:w15="http://schemas.microsoft.com/office/word/2012/wordml" xmlns:w16cex="http://schemas.microsoft.com/office/word/2018/wordml/cex" xmlns:w16cid="http://schemas.microsoft.com/office/word/2016/wordml/cid" xmlns:w16="http://schemas.microsoft.com/office/word/2018/wordml" xmlns:w16du="http://schemas.microsoft.com/office/word/2023/wordml/word16du" xmlns:w16sdtdh="http://schemas.microsoft.com/office/word/2020/wordml/sdtdatahash" xmlns:w16sdtfl="http://schemas.microsoft.com/office/word/2024/wordml/sdtformatlock" xmlns:w16se="http://schemas.microsoft.com/office/word/2015/wordml/symex" xmlns:wpg="http://schemas.microsoft.com/office/word/2010/wordprocessingGroup" xmlns:wpi="http://schemas.microsoft.com/office/word/2010/wordprocessingInk" xmlns:wne="http://schemas.microsoft.com/office/word/2006/wordml" xmlns:wps="http://schemas.microsoft.com/office/word/2010/wordprocessingShape" mc:Ignorable="w14 w15 w16se w16cid w16 w16cex w16sdtdh w16sdtfl w16du wp14">
   <w:abstractNum w:abstractNumId="0" w15:restartNumberingAfterBreak="0">
     <w:nsid w:val="FFFFFF7C"/>
     <w:multiLevelType w:val="singleLevel"/>
@@ -893,7 +912,7 @@
 </file>
 
 <file path=word/styles.xml><?xml version="1.0" encoding="utf-8"?>
-<w:styles xmlns:mc="http://schemas.openxmlformats.org/markup-compatibility/2006" xmlns:r="http://schemas.openxmlformats.org/officeDocument/2006/relationships" xmlns:w="http://schemas.openxmlformats.org/wordprocessingml/2006/main" xmlns:w14="http://schemas.microsoft.com/office/word/2010/wordml" xmlns:w15="http://schemas.microsoft.com/office/word/2012/wordml" xmlns:w16cex="http://schemas.microsoft.com/office/word/2018/wordml/cex" xmlns:w16cid="http://schemas.microsoft.com/office/word/2016/wordml/cid" xmlns:w16="http://schemas.microsoft.com/office/word/2018/wordml" xmlns:w16sdtdh="http://schemas.microsoft.com/office/word/2020/wordml/sdtdatahash" xmlns:w16se="http://schemas.microsoft.com/office/word/2015/wordml/symex" mc:Ignorable="w14 w15 w16se w16cid w16 w16cex w16sdtdh">
+<w:styles xmlns:mc="http://schemas.openxmlformats.org/markup-compatibility/2006" xmlns:r="http://schemas.openxmlformats.org/officeDocument/2006/relationships" xmlns:w="http://schemas.openxmlformats.org/wordprocessingml/2006/main" xmlns:w14="http://schemas.microsoft.com/office/word/2010/wordml" xmlns:w15="http://schemas.microsoft.com/office/word/2012/wordml" xmlns:w16cex="http://schemas.microsoft.com/office/word/2018/wordml/cex" xmlns:w16cid="http://schemas.microsoft.com/office/word/2016/wordml/cid" xmlns:w16="http://schemas.microsoft.com/office/word/2018/wordml" xmlns:w16du="http://schemas.microsoft.com/office/word/2023/wordml/word16du" xmlns:w16sdtdh="http://schemas.microsoft.com/office/word/2020/wordml/sdtdatahash" xmlns:w16sdtfl="http://schemas.microsoft.com/office/word/2024/wordml/sdtformatlock" xmlns:w16se="http://schemas.microsoft.com/office/word/2015/wordml/symex" mc:Ignorable="w14 w15 w16se w16cid w16 w16cex w16sdtdh w16sdtfl w16du">
   <w:docDefaults>
     <w:rPrDefault>
       <w:rPr>
@@ -1651,7 +1670,7 @@
     <w:link w:val="TitleChar"/>
     <w:uiPriority w:val="10"/>
     <w:qFormat/>
-    <w:rsid w:val="007106C8"/>
+    <w:rsid w:val="00E854FA"/>
     <w:pPr>
       <w:spacing w:after="300" w:line="240" w:lineRule="auto"/>
       <w:contextualSpacing/>
@@ -1661,7 +1680,7 @@
       <w:rFonts w:eastAsiaTheme="majorEastAsia" w:cstheme="majorBidi"/>
       <w:spacing w:val="5"/>
       <w:kern w:val="28"/>
-      <w:sz w:val="52"/>
+      <w:sz w:val="40"/>
       <w:szCs w:val="52"/>
       <w:lang w:val="sv-SE" w:eastAsia="en-US" w:bidi="ar-SA"/>
     </w:rPr>
@@ -1671,12 +1690,12 @@
     <w:basedOn w:val="DefaultParagraphFont"/>
     <w:link w:val="Title"/>
     <w:uiPriority w:val="10"/>
-    <w:rsid w:val="007106C8"/>
+    <w:rsid w:val="00E854FA"/>
     <w:rPr>
       <w:rFonts w:ascii="Times New Roman" w:eastAsiaTheme="majorEastAsia" w:hAnsi="Times New Roman" w:cstheme="majorBidi"/>
       <w:spacing w:val="5"/>
       <w:kern w:val="28"/>
-      <w:sz w:val="52"/>
+      <w:sz w:val="40"/>
       <w:szCs w:val="52"/>
       <w:lang w:val="sv-SE" w:eastAsia="en-US" w:bidi="ar-SA"/>
     </w:rPr>

--- a/klagomål/Vitstensberget V FSC-klagomål.docx
+++ b/klagomål/Vitstensberget V FSC-klagomål.docx
@@ -697,7 +697,7 @@
       <w:br/>
     </w:r>
     <w:r>
-      <w:t>Till:</w:t>
+      <w:t>Till: Holmen skog AB</w:t>
       <w:br/>
     </w:r>
     <w:r>

--- a/klagomål/Vitstensberget V FSC-klagomål.docx
+++ b/klagomål/Vitstensberget V FSC-klagomål.docx
@@ -168,7 +168,7 @@
     </w:p>
     <w:p>
       <w:r>
-        <w:t>Detta klagomål behandlar höga naturvärden i avverkningsanmälan Vitstensberget V i Bjurholms kommun som inkom 2026-07-12 och omfattar 112,2 ha.</w:t>
+        <w:t>Detta klagomål behandlar höga naturvärden i avverkningsanmälan Vitstensberget V i Bjurholms kommun som inkom 2026-07-13 och omfattar 112,2 ha.</w:t>
       </w:r>
     </w:p>
     <w:p>
@@ -692,7 +692,7 @@
     <w:r>
       <w:tab/>
       <w:tab/>
-      <w:t>2026-07-12</w:t>
+      <w:t>2026-07-13</w:t>
       <w:br/>
       <w:br/>
     </w:r>

--- a/klagomål/Vitstensberget V FSC-klagomål.docx
+++ b/klagomål/Vitstensberget V FSC-klagomål.docx
@@ -168,7 +168,7 @@
     </w:p>
     <w:p>
       <w:r>
-        <w:t>Detta klagomål behandlar höga naturvärden i avverkningsanmälan Vitstensberget V i Bjurholms kommun som inkom 2026-07-13 och omfattar 112,2 ha.</w:t>
+        <w:t>Detta klagomål behandlar höga naturvärden i avverkningsanmälan Vitstensberget V i Bjurholms kommun som inkom 2026-07-14 och omfattar 112,2 ha.</w:t>
       </w:r>
     </w:p>
     <w:p>
@@ -692,7 +692,7 @@
     <w:r>
       <w:tab/>
       <w:tab/>
-      <w:t>2026-07-13</w:t>
+      <w:t>2026-07-14</w:t>
       <w:br/>
       <w:br/>
     </w:r>

--- a/klagomål/Vitstensberget V FSC-klagomål.docx
+++ b/klagomål/Vitstensberget V FSC-klagomål.docx
@@ -168,7 +168,7 @@
     </w:p>
     <w:p>
       <w:r>
-        <w:t>Detta klagomål behandlar höga naturvärden i avverkningsanmälan Vitstensberget V i Bjurholms kommun som inkom 2026-07-14 och omfattar 112,2 ha.</w:t>
+        <w:t>Detta klagomål behandlar höga naturvärden i avverkningsanmälan Vitstensberget V i Bjurholms kommun som inkom 2026-07-15 och omfattar 112,2 ha.</w:t>
       </w:r>
     </w:p>
     <w:p>
@@ -692,7 +692,7 @@
     <w:r>
       <w:tab/>
       <w:tab/>
-      <w:t>2026-07-14</w:t>
+      <w:t>2026-07-15</w:t>
       <w:br/>
       <w:br/>
     </w:r>

--- a/klagomål/Vitstensberget V FSC-klagomål.docx
+++ b/klagomål/Vitstensberget V FSC-klagomål.docx
@@ -168,7 +168,7 @@
     </w:p>
     <w:p>
       <w:r>
-        <w:t>Detta klagomål behandlar höga naturvärden i avverkningsanmälan Vitstensberget V i Bjurholms kommun som inkom 2026-07-15 och omfattar 112,2 ha.</w:t>
+        <w:t>Detta klagomål behandlar höga naturvärden i avverkningsanmälan Vitstensberget V i Bjurholms kommun som inkom 2026-07-16 och omfattar 112,2 ha.</w:t>
       </w:r>
     </w:p>
     <w:p>
@@ -692,7 +692,7 @@
     <w:r>
       <w:tab/>
       <w:tab/>
-      <w:t>2026-07-15</w:t>
+      <w:t>2026-07-16</w:t>
       <w:br/>
       <w:br/>
     </w:r>

--- a/klagomål/Vitstensberget V FSC-klagomål.docx
+++ b/klagomål/Vitstensberget V FSC-klagomål.docx
@@ -692,7 +692,7 @@
     <w:r>
       <w:tab/>
       <w:tab/>
-      <w:t>2026-07-16</w:t>
+      <w:t>2026-07-17</w:t>
       <w:br/>
       <w:br/>
     </w:r>

--- a/klagomål/Vitstensberget V FSC-klagomål.docx
+++ b/klagomål/Vitstensberget V FSC-klagomål.docx
@@ -168,7 +168,7 @@
     </w:p>
     <w:p>
       <w:r>
-        <w:t>Detta klagomål behandlar höga naturvärden i avverkningsanmälan Vitstensberget V i Bjurholms kommun som inkom 2026-07-16 och omfattar 112,2 ha.</w:t>
+        <w:t>Detta klagomål behandlar höga naturvärden i avverkningsanmälan Vitstensberget V i Bjurholms kommun som inkom 2026-07-17 och omfattar 112,2 ha.</w:t>
       </w:r>
     </w:p>
     <w:p>

--- a/klagomål/Vitstensberget V FSC-klagomål.docx
+++ b/klagomål/Vitstensberget V FSC-klagomål.docx
@@ -692,7 +692,7 @@
     <w:r>
       <w:tab/>
       <w:tab/>
-      <w:t>2026-07-17</w:t>
+      <w:t>2026-07-18</w:t>
       <w:br/>
       <w:br/>
     </w:r>

--- a/klagomål/Vitstensberget V FSC-klagomål.docx
+++ b/klagomål/Vitstensberget V FSC-klagomål.docx
@@ -168,7 +168,7 @@
     </w:p>
     <w:p>
       <w:r>
-        <w:t>Detta klagomål behandlar höga naturvärden i avverkningsanmälan Vitstensberget V i Bjurholms kommun som inkom 2026-07-17 och omfattar 112,2 ha.</w:t>
+        <w:t>Detta klagomål behandlar höga naturvärden i avverkningsanmälan Vitstensberget V i Bjurholms kommun som inkom 2026-07-18 och omfattar 112,2 ha.</w:t>
       </w:r>
     </w:p>
     <w:p>

--- a/klagomål/Vitstensberget V FSC-klagomål.docx
+++ b/klagomål/Vitstensberget V FSC-klagomål.docx
@@ -168,7 +168,7 @@
     </w:p>
     <w:p>
       <w:r>
-        <w:t>Detta klagomål behandlar höga naturvärden i avverkningsanmälan Vitstensberget V i Bjurholms kommun som inkom 2026-07-18 och omfattar 112,2 ha.</w:t>
+        <w:t>Detta klagomål behandlar höga naturvärden i avverkningsanmälan Vitstensberget V i Bjurholms kommun som inkom 2026-07-19 och omfattar 112,2 ha.</w:t>
       </w:r>
     </w:p>
     <w:p>
@@ -692,7 +692,7 @@
     <w:r>
       <w:tab/>
       <w:tab/>
-      <w:t>2026-07-18</w:t>
+      <w:t>2026-07-19</w:t>
       <w:br/>
       <w:br/>
     </w:r>

--- a/klagomål/Vitstensberget V FSC-klagomål.docx
+++ b/klagomål/Vitstensberget V FSC-klagomål.docx
@@ -692,7 +692,7 @@
     <w:r>
       <w:tab/>
       <w:tab/>
-      <w:t>2026-07-19</w:t>
+      <w:t>2026-07-20</w:t>
       <w:br/>
       <w:br/>
     </w:r>

--- a/klagomål/Vitstensberget V FSC-klagomål.docx
+++ b/klagomål/Vitstensberget V FSC-klagomål.docx
@@ -168,7 +168,7 @@
     </w:p>
     <w:p>
       <w:r>
-        <w:t>Detta klagomål behandlar höga naturvärden i avverkningsanmälan Vitstensberget V i Bjurholms kommun som inkom 2026-07-19 och omfattar 112,2 ha.</w:t>
+        <w:t>Detta klagomål behandlar höga naturvärden i avverkningsanmälan Vitstensberget V i Bjurholms kommun som inkom 2026-07-20 och omfattar 112,2 ha.</w:t>
       </w:r>
     </w:p>
     <w:p>
